--- a/Knowledge/3-Work knowledge/1-Software Engineering/2-Testing/5-My Source/1-ISTQB Foundation Level/5-Test Management/2-Common Estimation Techniques/4-Three-Point Estimation.docx
+++ b/Knowledge/3-Work knowledge/1-Software Engineering/2-Testing/5-My Source/1-ISTQB Foundation Level/5-Test Management/2-Common Estimation Techniques/4-Three-Point Estimation.docx
@@ -18,83 +18,74 @@
       </w:pPr>
       <w:r>
         <w:rPr>
+          <w:rFonts w:ascii="Arial" w:eastAsia="Arial" w:hAnsi="Arial"/>
+          <w:sz w:val="18"/>
+          <w:highlight w:val="lightGray"/>
+          <w:shd w:val="clear" w:color="auto" w:fill="B7B7B7"/>
+        </w:rPr>
+        <w:t xml:space="preserve"># Source: Chatgot </w:t>
+      </w:r>
+      <w:r>
+        <w:rPr>
+          <w:rFonts w:ascii="Arial" w:eastAsia="Arial" w:hAnsi="Arial"/>
+          <w:sz w:val="18"/>
+          <w:szCs w:val="14"/>
+          <w:highlight w:val="lightGray"/>
+          <w:shd w:val="clear" w:color="auto" w:fill="B7B7B7"/>
+        </w:rPr>
+        <w:t>(GPT</w:t>
+      </w:r>
+      <w:r>
+        <w:rPr>
+          <w:rFonts w:ascii="Arial" w:eastAsia="Arial" w:hAnsi="Arial" w:cs="Cambria Math"/>
+          <w:sz w:val="18"/>
+          <w:szCs w:val="14"/>
+          <w:highlight w:val="lightGray"/>
+          <w:shd w:val="clear" w:color="auto" w:fill="B7B7B7"/>
+        </w:rPr>
+        <w:t>‑</w:t>
+      </w:r>
+      <w:r>
+        <w:rPr>
+          <w:rFonts w:ascii="Arial" w:eastAsia="Arial" w:hAnsi="Arial"/>
+          <w:sz w:val="18"/>
+          <w:szCs w:val="14"/>
+          <w:highlight w:val="lightGray"/>
+          <w:shd w:val="clear" w:color="auto" w:fill="B7B7B7"/>
+        </w:rPr>
+        <w:t>5 Mini) at [8/17/2025]</w:t>
+      </w:r>
+    </w:p>
+    <w:p>
+      <w:pPr>
+        <w:spacing w:before="240" w:after="240"/>
+        <w:rPr>
+          <w:rFonts w:ascii="Roboto Mono" w:eastAsia="Roboto Mono" w:hAnsi="Roboto Mono" w:cs="Roboto Mono"/>
+        </w:rPr>
+      </w:pPr>
+      <w:r>
+        <w:rPr>
+          <w:rFonts w:ascii="Roboto Mono" w:eastAsia="Roboto Mono" w:hAnsi="Roboto Mono" w:cs="Roboto Mono"/>
+        </w:rPr>
+        <w:t xml:space="preserve">Excellent question 👍 — </w:t>
+      </w:r>
+      <w:r>
+        <w:rPr>
+          <w:rFonts w:ascii="Roboto Mono" w:eastAsia="Roboto Mono" w:hAnsi="Roboto Mono" w:cs="Roboto Mono"/>
           <w:b/>
-          <w:shd w:val="clear" w:color="auto" w:fill="B7B7B7"/>
-        </w:rPr>
-        <w:t># Source</w:t>
-      </w:r>
-      <w:r>
-        <w:rPr>
-          <w:shd w:val="clear" w:color="auto" w:fill="B7B7B7"/>
-        </w:rPr>
-        <w:t xml:space="preserve">: </w:t>
-      </w:r>
-      <w:r>
-        <w:rPr>
+        </w:rPr>
+        <w:t>Three-Point Estimation</w:t>
+      </w:r>
+      <w:r>
+        <w:rPr>
+          <w:rFonts w:ascii="Roboto Mono" w:eastAsia="Roboto Mono" w:hAnsi="Roboto Mono" w:cs="Roboto Mono"/>
+        </w:rPr>
+        <w:t xml:space="preserve"> is a </w:t>
+      </w:r>
+      <w:r>
+        <w:rPr>
+          <w:rFonts w:ascii="Roboto Mono" w:eastAsia="Roboto Mono" w:hAnsi="Roboto Mono" w:cs="Roboto Mono"/>
           <w:b/>
-          <w:shd w:val="clear" w:color="auto" w:fill="B7B7B7"/>
-        </w:rPr>
-        <w:t xml:space="preserve">Chatgot </w:t>
-      </w:r>
-      <w:r>
-        <w:rPr>
-          <w:b/>
-          <w:sz w:val="14"/>
-          <w:szCs w:val="14"/>
-          <w:shd w:val="clear" w:color="auto" w:fill="B7B7B7"/>
-        </w:rPr>
-        <w:t>(GPT</w:t>
-      </w:r>
-      <w:r>
-        <w:rPr>
-          <w:rFonts w:ascii="Cambria Math" w:hAnsi="Cambria Math" w:cs="Cambria Math"/>
-          <w:b/>
-          <w:sz w:val="14"/>
-          <w:szCs w:val="14"/>
-          <w:shd w:val="clear" w:color="auto" w:fill="B7B7B7"/>
-        </w:rPr>
-        <w:t>‑</w:t>
-      </w:r>
-      <w:r>
-        <w:rPr>
-          <w:b/>
-          <w:sz w:val="14"/>
-          <w:szCs w:val="14"/>
-          <w:shd w:val="clear" w:color="auto" w:fill="B7B7B7"/>
-        </w:rPr>
-        <w:t>5 Mini) at [8/17/2025]</w:t>
-      </w:r>
-    </w:p>
-    <w:p>
-      <w:pPr>
-        <w:spacing w:before="240" w:after="240"/>
-        <w:rPr>
-          <w:rFonts w:ascii="Roboto Mono" w:eastAsia="Roboto Mono" w:hAnsi="Roboto Mono" w:cs="Roboto Mono"/>
-        </w:rPr>
-      </w:pPr>
-      <w:r>
-        <w:rPr>
-          <w:rFonts w:ascii="Roboto Mono" w:eastAsia="Roboto Mono" w:hAnsi="Roboto Mono" w:cs="Roboto Mono"/>
-        </w:rPr>
-        <w:t xml:space="preserve">Excellent question 👍 — </w:t>
-      </w:r>
-      <w:r>
-        <w:rPr>
-          <w:rFonts w:ascii="Roboto Mono" w:eastAsia="Roboto Mono" w:hAnsi="Roboto Mono" w:cs="Roboto Mono"/>
-          <w:b/>
-        </w:rPr>
-        <w:t>Three-Point Estimation</w:t>
-      </w:r>
-      <w:r>
-        <w:rPr>
-          <w:rFonts w:ascii="Roboto Mono" w:eastAsia="Roboto Mono" w:hAnsi="Roboto Mono" w:cs="Roboto Mono"/>
-        </w:rPr>
-        <w:t xml:space="preserve"> is a </w:t>
-      </w:r>
-      <w:r>
-        <w:rPr>
-          <w:rFonts w:ascii="Roboto Mono" w:eastAsia="Roboto Mono" w:hAnsi="Roboto Mono" w:cs="Roboto Mono"/>
-          <w:b/>
         </w:rPr>
         <w:t>widely used estimation technique</w:t>
       </w:r>
@@ -107,7 +98,7 @@
     </w:p>
     <w:p>
       <w:r>
-        <w:pict w14:anchorId="0FA9B881">
+        <w:pict w14:anchorId="21CA2E97">
           <v:rect id="_x0000_i1025" style="width:0;height:1.5pt" o:hralign="center" o:hrstd="t" o:hr="t" fillcolor="#a0a0a0" stroked="f"/>
         </w:pict>
       </w:r>
@@ -131,48 +122,39 @@
       </w:pPr>
       <w:r>
         <w:rPr>
-          <w:b/>
-          <w:shd w:val="clear" w:color="auto" w:fill="B7B7B7"/>
-        </w:rPr>
-        <w:t># Source</w:t>
-      </w:r>
-      <w:r>
-        <w:rPr>
-          <w:shd w:val="clear" w:color="auto" w:fill="B7B7B7"/>
-        </w:rPr>
-        <w:t xml:space="preserve">: </w:t>
-      </w:r>
-      <w:r>
-        <w:rPr>
-          <w:b/>
-          <w:shd w:val="clear" w:color="auto" w:fill="B7B7B7"/>
-        </w:rPr>
-        <w:t xml:space="preserve">Chatgot </w:t>
-      </w:r>
-      <w:r>
-        <w:rPr>
-          <w:b/>
-          <w:sz w:val="14"/>
+          <w:rFonts w:ascii="Arial" w:eastAsia="Arial" w:hAnsi="Arial"/>
+          <w:sz w:val="18"/>
+          <w:highlight w:val="lightGray"/>
+          <w:shd w:val="clear" w:color="auto" w:fill="B7B7B7"/>
+        </w:rPr>
+        <w:t xml:space="preserve"># Source: Chatgot </w:t>
+      </w:r>
+      <w:r>
+        <w:rPr>
+          <w:rFonts w:ascii="Arial" w:eastAsia="Arial" w:hAnsi="Arial"/>
+          <w:sz w:val="18"/>
           <w:szCs w:val="14"/>
+          <w:highlight w:val="lightGray"/>
           <w:shd w:val="clear" w:color="auto" w:fill="B7B7B7"/>
         </w:rPr>
         <w:t>(GPT</w:t>
       </w:r>
       <w:r>
         <w:rPr>
-          <w:rFonts w:ascii="Cambria Math" w:hAnsi="Cambria Math" w:cs="Cambria Math"/>
-          <w:b/>
-          <w:sz w:val="14"/>
+          <w:rFonts w:ascii="Arial" w:eastAsia="Arial" w:hAnsi="Arial" w:cs="Cambria Math"/>
+          <w:sz w:val="18"/>
           <w:szCs w:val="14"/>
+          <w:highlight w:val="lightGray"/>
           <w:shd w:val="clear" w:color="auto" w:fill="B7B7B7"/>
         </w:rPr>
         <w:t>‑</w:t>
       </w:r>
       <w:r>
         <w:rPr>
-          <w:b/>
-          <w:sz w:val="14"/>
+          <w:rFonts w:ascii="Arial" w:eastAsia="Arial" w:hAnsi="Arial"/>
+          <w:sz w:val="18"/>
           <w:szCs w:val="14"/>
+          <w:highlight w:val="lightGray"/>
           <w:shd w:val="clear" w:color="auto" w:fill="B7B7B7"/>
         </w:rPr>
         <w:t>5 Mini) at [8/17/2025]</w:t>
@@ -211,7 +193,7 @@
           <w:ilvl w:val="0"/>
           <w:numId w:val="2"/>
         </w:numPr>
-        <w:spacing w:before="240"/>
+        <w:spacing w:before="240" w:after="0" w:line="276" w:lineRule="auto"/>
       </w:pPr>
       <w:r>
         <w:rPr>
@@ -239,6 +221,7 @@
           <w:ilvl w:val="0"/>
           <w:numId w:val="2"/>
         </w:numPr>
+        <w:spacing w:after="0" w:line="276" w:lineRule="auto"/>
       </w:pPr>
       <w:r>
         <w:rPr>
@@ -266,7 +249,7 @@
           <w:ilvl w:val="0"/>
           <w:numId w:val="2"/>
         </w:numPr>
-        <w:spacing w:after="240"/>
+        <w:spacing w:after="240" w:line="276" w:lineRule="auto"/>
       </w:pPr>
       <w:r>
         <w:rPr>
@@ -290,7 +273,7 @@
     </w:p>
     <w:p>
       <w:r>
-        <w:pict w14:anchorId="7D17D88B">
+        <w:pict w14:anchorId="646A277A">
           <v:rect id="_x0000_i1026" style="width:0;height:1.5pt" o:hralign="center" o:hrstd="t" o:hr="t" fillcolor="#a0a0a0" stroked="f"/>
         </w:pict>
       </w:r>
@@ -314,48 +297,39 @@
       </w:pPr>
       <w:r>
         <w:rPr>
-          <w:b/>
-          <w:shd w:val="clear" w:color="auto" w:fill="B7B7B7"/>
-        </w:rPr>
-        <w:t># Source</w:t>
-      </w:r>
-      <w:r>
-        <w:rPr>
-          <w:shd w:val="clear" w:color="auto" w:fill="B7B7B7"/>
-        </w:rPr>
-        <w:t xml:space="preserve">: </w:t>
-      </w:r>
-      <w:r>
-        <w:rPr>
-          <w:b/>
-          <w:shd w:val="clear" w:color="auto" w:fill="B7B7B7"/>
-        </w:rPr>
-        <w:t xml:space="preserve">Chatgot </w:t>
-      </w:r>
-      <w:r>
-        <w:rPr>
-          <w:b/>
-          <w:sz w:val="14"/>
+          <w:rFonts w:ascii="Arial" w:eastAsia="Arial" w:hAnsi="Arial"/>
+          <w:sz w:val="18"/>
+          <w:highlight w:val="lightGray"/>
+          <w:shd w:val="clear" w:color="auto" w:fill="B7B7B7"/>
+        </w:rPr>
+        <w:t xml:space="preserve"># Source: Chatgot </w:t>
+      </w:r>
+      <w:r>
+        <w:rPr>
+          <w:rFonts w:ascii="Arial" w:eastAsia="Arial" w:hAnsi="Arial"/>
+          <w:sz w:val="18"/>
           <w:szCs w:val="14"/>
+          <w:highlight w:val="lightGray"/>
           <w:shd w:val="clear" w:color="auto" w:fill="B7B7B7"/>
         </w:rPr>
         <w:t>(GPT</w:t>
       </w:r>
       <w:r>
         <w:rPr>
-          <w:rFonts w:ascii="Cambria Math" w:hAnsi="Cambria Math" w:cs="Cambria Math"/>
-          <w:b/>
-          <w:sz w:val="14"/>
+          <w:rFonts w:ascii="Arial" w:eastAsia="Arial" w:hAnsi="Arial" w:cs="Cambria Math"/>
+          <w:sz w:val="18"/>
           <w:szCs w:val="14"/>
+          <w:highlight w:val="lightGray"/>
           <w:shd w:val="clear" w:color="auto" w:fill="B7B7B7"/>
         </w:rPr>
         <w:t>‑</w:t>
       </w:r>
       <w:r>
         <w:rPr>
-          <w:b/>
-          <w:sz w:val="14"/>
+          <w:rFonts w:ascii="Arial" w:eastAsia="Arial" w:hAnsi="Arial"/>
+          <w:sz w:val="18"/>
           <w:szCs w:val="14"/>
+          <w:highlight w:val="lightGray"/>
           <w:shd w:val="clear" w:color="auto" w:fill="B7B7B7"/>
         </w:rPr>
         <w:t>5 Mini) at [8/17/2025]</w:t>
@@ -419,48 +393,39 @@
       </w:pPr>
       <w:r>
         <w:rPr>
-          <w:b/>
-          <w:shd w:val="clear" w:color="auto" w:fill="B7B7B7"/>
-        </w:rPr>
-        <w:t># Source</w:t>
-      </w:r>
-      <w:r>
-        <w:rPr>
-          <w:shd w:val="clear" w:color="auto" w:fill="B7B7B7"/>
-        </w:rPr>
-        <w:t xml:space="preserve">: </w:t>
-      </w:r>
-      <w:r>
-        <w:rPr>
-          <w:b/>
-          <w:shd w:val="clear" w:color="auto" w:fill="B7B7B7"/>
-        </w:rPr>
-        <w:t xml:space="preserve">Chatgot </w:t>
-      </w:r>
-      <w:r>
-        <w:rPr>
-          <w:b/>
-          <w:sz w:val="14"/>
+          <w:rFonts w:ascii="Arial" w:eastAsia="Arial" w:hAnsi="Arial"/>
+          <w:sz w:val="18"/>
+          <w:highlight w:val="lightGray"/>
+          <w:shd w:val="clear" w:color="auto" w:fill="B7B7B7"/>
+        </w:rPr>
+        <w:t xml:space="preserve"># Source: Chatgot </w:t>
+      </w:r>
+      <w:r>
+        <w:rPr>
+          <w:rFonts w:ascii="Arial" w:eastAsia="Arial" w:hAnsi="Arial"/>
+          <w:sz w:val="18"/>
           <w:szCs w:val="14"/>
+          <w:highlight w:val="lightGray"/>
           <w:shd w:val="clear" w:color="auto" w:fill="B7B7B7"/>
         </w:rPr>
         <w:t>(GPT</w:t>
       </w:r>
       <w:r>
         <w:rPr>
-          <w:rFonts w:ascii="Cambria Math" w:hAnsi="Cambria Math" w:cs="Cambria Math"/>
-          <w:b/>
-          <w:sz w:val="14"/>
+          <w:rFonts w:ascii="Arial" w:eastAsia="Arial" w:hAnsi="Arial" w:cs="Cambria Math"/>
+          <w:sz w:val="18"/>
           <w:szCs w:val="14"/>
+          <w:highlight w:val="lightGray"/>
           <w:shd w:val="clear" w:color="auto" w:fill="B7B7B7"/>
         </w:rPr>
         <w:t>‑</w:t>
       </w:r>
       <w:r>
         <w:rPr>
-          <w:b/>
-          <w:sz w:val="14"/>
+          <w:rFonts w:ascii="Arial" w:eastAsia="Arial" w:hAnsi="Arial"/>
+          <w:sz w:val="18"/>
           <w:szCs w:val="14"/>
+          <w:highlight w:val="lightGray"/>
           <w:shd w:val="clear" w:color="auto" w:fill="B7B7B7"/>
         </w:rPr>
         <w:t>5 Mini) at [8/17/2025]</w:t>
@@ -471,9 +436,8 @@
         <w:rPr>
           <w:noProof/>
         </w:rPr>
-        <w:lastRenderedPageBreak/>
         <w:drawing>
-          <wp:inline distT="114300" distB="114300" distL="114300" distR="114300" wp14:anchorId="3BBDADF1" wp14:editId="76C6B929">
+          <wp:inline distT="114300" distB="114300" distL="114300" distR="114300" wp14:anchorId="4431F62F" wp14:editId="4BBE4EAD">
             <wp:extent cx="1295400" cy="561975"/>
             <wp:effectExtent l="0" t="0" r="0" b="0"/>
             <wp:docPr id="4" name="image4.png"/>
@@ -528,7 +492,7 @@
           <w:ilvl w:val="0"/>
           <w:numId w:val="1"/>
         </w:numPr>
-        <w:spacing w:before="240" w:after="240"/>
+        <w:spacing w:before="240" w:after="240" w:line="276" w:lineRule="auto"/>
       </w:pPr>
       <w:r>
         <w:rPr>
@@ -571,48 +535,39 @@
       </w:pPr>
       <w:r>
         <w:rPr>
-          <w:b/>
-          <w:shd w:val="clear" w:color="auto" w:fill="B7B7B7"/>
-        </w:rPr>
-        <w:t># Source</w:t>
-      </w:r>
-      <w:r>
-        <w:rPr>
-          <w:shd w:val="clear" w:color="auto" w:fill="B7B7B7"/>
-        </w:rPr>
-        <w:t xml:space="preserve">: </w:t>
-      </w:r>
-      <w:r>
-        <w:rPr>
-          <w:b/>
-          <w:shd w:val="clear" w:color="auto" w:fill="B7B7B7"/>
-        </w:rPr>
-        <w:t xml:space="preserve">Chatgot </w:t>
-      </w:r>
-      <w:r>
-        <w:rPr>
-          <w:b/>
-          <w:sz w:val="14"/>
+          <w:rFonts w:ascii="Arial" w:eastAsia="Arial" w:hAnsi="Arial"/>
+          <w:sz w:val="18"/>
+          <w:highlight w:val="lightGray"/>
+          <w:shd w:val="clear" w:color="auto" w:fill="B7B7B7"/>
+        </w:rPr>
+        <w:t xml:space="preserve"># Source: Chatgot </w:t>
+      </w:r>
+      <w:r>
+        <w:rPr>
+          <w:rFonts w:ascii="Arial" w:eastAsia="Arial" w:hAnsi="Arial"/>
+          <w:sz w:val="18"/>
           <w:szCs w:val="14"/>
+          <w:highlight w:val="lightGray"/>
           <w:shd w:val="clear" w:color="auto" w:fill="B7B7B7"/>
         </w:rPr>
         <w:t>(GPT</w:t>
       </w:r>
       <w:r>
         <w:rPr>
-          <w:rFonts w:ascii="Cambria Math" w:hAnsi="Cambria Math" w:cs="Cambria Math"/>
-          <w:b/>
-          <w:sz w:val="14"/>
+          <w:rFonts w:ascii="Arial" w:eastAsia="Arial" w:hAnsi="Arial" w:cs="Cambria Math"/>
+          <w:sz w:val="18"/>
           <w:szCs w:val="14"/>
+          <w:highlight w:val="lightGray"/>
           <w:shd w:val="clear" w:color="auto" w:fill="B7B7B7"/>
         </w:rPr>
         <w:t>‑</w:t>
       </w:r>
       <w:r>
         <w:rPr>
-          <w:b/>
-          <w:sz w:val="14"/>
+          <w:rFonts w:ascii="Arial" w:eastAsia="Arial" w:hAnsi="Arial"/>
+          <w:sz w:val="18"/>
           <w:szCs w:val="14"/>
+          <w:highlight w:val="lightGray"/>
           <w:shd w:val="clear" w:color="auto" w:fill="B7B7B7"/>
         </w:rPr>
         <w:t>5 Mini) at [8/17/2025]</w:t>
@@ -645,7 +600,7 @@
           <w:noProof/>
         </w:rPr>
         <w:drawing>
-          <wp:inline distT="114300" distB="114300" distL="114300" distR="114300" wp14:anchorId="40BA4617" wp14:editId="451FC549">
+          <wp:inline distT="114300" distB="114300" distL="114300" distR="114300" wp14:anchorId="5EDD2860" wp14:editId="6562C96F">
             <wp:extent cx="1485900" cy="542925"/>
             <wp:effectExtent l="0" t="0" r="0" b="0"/>
             <wp:docPr id="2" name="image1.png"/>
@@ -700,7 +655,7 @@
           <w:ilvl w:val="0"/>
           <w:numId w:val="6"/>
         </w:numPr>
-        <w:spacing w:before="240"/>
+        <w:spacing w:before="240" w:after="0" w:line="276" w:lineRule="auto"/>
       </w:pPr>
       <w:r>
         <w:rPr>
@@ -734,7 +689,7 @@
           <w:ilvl w:val="0"/>
           <w:numId w:val="6"/>
         </w:numPr>
-        <w:spacing w:after="240"/>
+        <w:spacing w:after="240" w:line="276" w:lineRule="auto"/>
         <w:rPr>
           <w:rFonts w:ascii="Roboto Mono" w:eastAsia="Roboto Mono" w:hAnsi="Roboto Mono" w:cs="Roboto Mono"/>
         </w:rPr>
@@ -754,7 +709,7 @@
     </w:p>
     <w:p>
       <w:r>
-        <w:pict w14:anchorId="16DB48BB">
+        <w:pict w14:anchorId="57795E3E">
           <v:rect id="_x0000_i1027" style="width:0;height:1.5pt" o:hralign="center" o:hrstd="t" o:hr="t" fillcolor="#a0a0a0" stroked="f"/>
         </w:pict>
       </w:r>
@@ -778,48 +733,39 @@
       </w:pPr>
       <w:r>
         <w:rPr>
-          <w:b/>
-          <w:shd w:val="clear" w:color="auto" w:fill="B7B7B7"/>
-        </w:rPr>
-        <w:t># Source</w:t>
-      </w:r>
-      <w:r>
-        <w:rPr>
-          <w:shd w:val="clear" w:color="auto" w:fill="B7B7B7"/>
-        </w:rPr>
-        <w:t xml:space="preserve">: </w:t>
-      </w:r>
-      <w:r>
-        <w:rPr>
-          <w:b/>
-          <w:shd w:val="clear" w:color="auto" w:fill="B7B7B7"/>
-        </w:rPr>
-        <w:t xml:space="preserve">Chatgot </w:t>
-      </w:r>
-      <w:r>
-        <w:rPr>
-          <w:b/>
-          <w:sz w:val="14"/>
+          <w:rFonts w:ascii="Arial" w:eastAsia="Arial" w:hAnsi="Arial"/>
+          <w:sz w:val="18"/>
+          <w:highlight w:val="lightGray"/>
+          <w:shd w:val="clear" w:color="auto" w:fill="B7B7B7"/>
+        </w:rPr>
+        <w:t xml:space="preserve"># Source: Chatgot </w:t>
+      </w:r>
+      <w:r>
+        <w:rPr>
+          <w:rFonts w:ascii="Arial" w:eastAsia="Arial" w:hAnsi="Arial"/>
+          <w:sz w:val="18"/>
           <w:szCs w:val="14"/>
+          <w:highlight w:val="lightGray"/>
           <w:shd w:val="clear" w:color="auto" w:fill="B7B7B7"/>
         </w:rPr>
         <w:t>(GPT</w:t>
       </w:r>
       <w:r>
         <w:rPr>
-          <w:rFonts w:ascii="Cambria Math" w:hAnsi="Cambria Math" w:cs="Cambria Math"/>
-          <w:b/>
-          <w:sz w:val="14"/>
+          <w:rFonts w:ascii="Arial" w:eastAsia="Arial" w:hAnsi="Arial" w:cs="Cambria Math"/>
+          <w:sz w:val="18"/>
           <w:szCs w:val="14"/>
+          <w:highlight w:val="lightGray"/>
           <w:shd w:val="clear" w:color="auto" w:fill="B7B7B7"/>
         </w:rPr>
         <w:t>‑</w:t>
       </w:r>
       <w:r>
         <w:rPr>
-          <w:b/>
-          <w:sz w:val="14"/>
+          <w:rFonts w:ascii="Arial" w:eastAsia="Arial" w:hAnsi="Arial"/>
+          <w:sz w:val="18"/>
           <w:szCs w:val="14"/>
+          <w:highlight w:val="lightGray"/>
           <w:shd w:val="clear" w:color="auto" w:fill="B7B7B7"/>
         </w:rPr>
         <w:t>5 Mini) at [8/17/2025]</w:t>
@@ -831,7 +777,7 @@
           <w:ilvl w:val="0"/>
           <w:numId w:val="7"/>
         </w:numPr>
-        <w:spacing w:before="240"/>
+        <w:spacing w:before="240" w:after="0" w:line="276" w:lineRule="auto"/>
       </w:pPr>
       <w:r>
         <w:rPr>
@@ -859,6 +805,7 @@
           <w:ilvl w:val="0"/>
           <w:numId w:val="7"/>
         </w:numPr>
+        <w:spacing w:after="0" w:line="276" w:lineRule="auto"/>
       </w:pPr>
       <w:r>
         <w:rPr>
@@ -886,7 +833,7 @@
           <w:ilvl w:val="0"/>
           <w:numId w:val="7"/>
         </w:numPr>
-        <w:spacing w:after="240"/>
+        <w:spacing w:after="240" w:line="276" w:lineRule="auto"/>
       </w:pPr>
       <w:r>
         <w:rPr>
@@ -939,48 +886,39 @@
       </w:pPr>
       <w:r>
         <w:rPr>
-          <w:b/>
-          <w:shd w:val="clear" w:color="auto" w:fill="B7B7B7"/>
-        </w:rPr>
-        <w:t># Source</w:t>
-      </w:r>
-      <w:r>
-        <w:rPr>
-          <w:shd w:val="clear" w:color="auto" w:fill="B7B7B7"/>
-        </w:rPr>
-        <w:t xml:space="preserve">: </w:t>
-      </w:r>
-      <w:r>
-        <w:rPr>
-          <w:b/>
-          <w:shd w:val="clear" w:color="auto" w:fill="B7B7B7"/>
-        </w:rPr>
-        <w:t xml:space="preserve">Chatgot </w:t>
-      </w:r>
-      <w:r>
-        <w:rPr>
-          <w:b/>
-          <w:sz w:val="14"/>
+          <w:rFonts w:ascii="Arial" w:eastAsia="Arial" w:hAnsi="Arial"/>
+          <w:sz w:val="18"/>
+          <w:highlight w:val="lightGray"/>
+          <w:shd w:val="clear" w:color="auto" w:fill="B7B7B7"/>
+        </w:rPr>
+        <w:t xml:space="preserve"># Source: Chatgot </w:t>
+      </w:r>
+      <w:r>
+        <w:rPr>
+          <w:rFonts w:ascii="Arial" w:eastAsia="Arial" w:hAnsi="Arial"/>
+          <w:sz w:val="18"/>
           <w:szCs w:val="14"/>
+          <w:highlight w:val="lightGray"/>
           <w:shd w:val="clear" w:color="auto" w:fill="B7B7B7"/>
         </w:rPr>
         <w:t>(GPT</w:t>
       </w:r>
       <w:r>
         <w:rPr>
-          <w:rFonts w:ascii="Cambria Math" w:hAnsi="Cambria Math" w:cs="Cambria Math"/>
-          <w:b/>
-          <w:sz w:val="14"/>
+          <w:rFonts w:ascii="Arial" w:eastAsia="Arial" w:hAnsi="Arial" w:cs="Cambria Math"/>
+          <w:sz w:val="18"/>
           <w:szCs w:val="14"/>
+          <w:highlight w:val="lightGray"/>
           <w:shd w:val="clear" w:color="auto" w:fill="B7B7B7"/>
         </w:rPr>
         <w:t>‑</w:t>
       </w:r>
       <w:r>
         <w:rPr>
-          <w:b/>
-          <w:sz w:val="14"/>
+          <w:rFonts w:ascii="Arial" w:eastAsia="Arial" w:hAnsi="Arial"/>
+          <w:sz w:val="18"/>
           <w:szCs w:val="14"/>
+          <w:highlight w:val="lightGray"/>
           <w:shd w:val="clear" w:color="auto" w:fill="B7B7B7"/>
         </w:rPr>
         <w:t>5 Mini) at [8/17/2025]</w:t>
@@ -991,9 +929,8 @@
         <w:rPr>
           <w:noProof/>
         </w:rPr>
-        <w:lastRenderedPageBreak/>
         <w:drawing>
-          <wp:inline distT="114300" distB="114300" distL="114300" distR="114300" wp14:anchorId="6EE04EB1" wp14:editId="2E37DFF4">
+          <wp:inline distT="114300" distB="114300" distL="114300" distR="114300" wp14:anchorId="19D68A02" wp14:editId="56792AAB">
             <wp:extent cx="2305050" cy="323850"/>
             <wp:effectExtent l="0" t="0" r="0" b="0"/>
             <wp:docPr id="1" name="image2.png"/>
@@ -1073,48 +1010,39 @@
       </w:pPr>
       <w:r>
         <w:rPr>
-          <w:b/>
-          <w:shd w:val="clear" w:color="auto" w:fill="B7B7B7"/>
-        </w:rPr>
-        <w:t># Source</w:t>
-      </w:r>
-      <w:r>
-        <w:rPr>
-          <w:shd w:val="clear" w:color="auto" w:fill="B7B7B7"/>
-        </w:rPr>
-        <w:t xml:space="preserve">: </w:t>
-      </w:r>
-      <w:r>
-        <w:rPr>
-          <w:b/>
-          <w:shd w:val="clear" w:color="auto" w:fill="B7B7B7"/>
-        </w:rPr>
-        <w:t xml:space="preserve">Chatgot </w:t>
-      </w:r>
-      <w:r>
-        <w:rPr>
-          <w:b/>
-          <w:sz w:val="14"/>
+          <w:rFonts w:ascii="Arial" w:eastAsia="Arial" w:hAnsi="Arial"/>
+          <w:sz w:val="18"/>
+          <w:highlight w:val="lightGray"/>
+          <w:shd w:val="clear" w:color="auto" w:fill="B7B7B7"/>
+        </w:rPr>
+        <w:t xml:space="preserve"># Source: Chatgot </w:t>
+      </w:r>
+      <w:r>
+        <w:rPr>
+          <w:rFonts w:ascii="Arial" w:eastAsia="Arial" w:hAnsi="Arial"/>
+          <w:sz w:val="18"/>
           <w:szCs w:val="14"/>
+          <w:highlight w:val="lightGray"/>
           <w:shd w:val="clear" w:color="auto" w:fill="B7B7B7"/>
         </w:rPr>
         <w:t>(GPT</w:t>
       </w:r>
       <w:r>
         <w:rPr>
-          <w:rFonts w:ascii="Cambria Math" w:hAnsi="Cambria Math" w:cs="Cambria Math"/>
-          <w:b/>
-          <w:sz w:val="14"/>
+          <w:rFonts w:ascii="Arial" w:eastAsia="Arial" w:hAnsi="Arial" w:cs="Cambria Math"/>
+          <w:sz w:val="18"/>
           <w:szCs w:val="14"/>
+          <w:highlight w:val="lightGray"/>
           <w:shd w:val="clear" w:color="auto" w:fill="B7B7B7"/>
         </w:rPr>
         <w:t>‑</w:t>
       </w:r>
       <w:r>
         <w:rPr>
-          <w:b/>
-          <w:sz w:val="14"/>
+          <w:rFonts w:ascii="Arial" w:eastAsia="Arial" w:hAnsi="Arial"/>
+          <w:sz w:val="18"/>
           <w:szCs w:val="14"/>
+          <w:highlight w:val="lightGray"/>
           <w:shd w:val="clear" w:color="auto" w:fill="B7B7B7"/>
         </w:rPr>
         <w:t>5 Mini) at [8/17/2025]</w:t>
@@ -1126,7 +1054,7 @@
           <w:noProof/>
         </w:rPr>
         <w:drawing>
-          <wp:inline distT="114300" distB="114300" distL="114300" distR="114300" wp14:anchorId="30974CAA" wp14:editId="3764D200">
+          <wp:inline distT="114300" distB="114300" distL="114300" distR="114300" wp14:anchorId="0166C7F4" wp14:editId="5F118958">
             <wp:extent cx="2686050" cy="323850"/>
             <wp:effectExtent l="0" t="0" r="0" b="0"/>
             <wp:docPr id="3" name="image3.png"/>
@@ -1204,7 +1132,7 @@
     </w:p>
     <w:p>
       <w:r>
-        <w:pict w14:anchorId="7581E7B3">
+        <w:pict w14:anchorId="66215214">
           <v:rect id="_x0000_i1028" style="width:0;height:1.5pt" o:hralign="center" o:hrstd="t" o:hr="t" fillcolor="#a0a0a0" stroked="f"/>
         </w:pict>
       </w:r>
@@ -1228,48 +1156,39 @@
       </w:pPr>
       <w:r>
         <w:rPr>
-          <w:b/>
-          <w:shd w:val="clear" w:color="auto" w:fill="B7B7B7"/>
-        </w:rPr>
-        <w:t># Source</w:t>
-      </w:r>
-      <w:r>
-        <w:rPr>
-          <w:shd w:val="clear" w:color="auto" w:fill="B7B7B7"/>
-        </w:rPr>
-        <w:t xml:space="preserve">: </w:t>
-      </w:r>
-      <w:r>
-        <w:rPr>
-          <w:b/>
-          <w:shd w:val="clear" w:color="auto" w:fill="B7B7B7"/>
-        </w:rPr>
-        <w:t xml:space="preserve">Chatgot </w:t>
-      </w:r>
-      <w:r>
-        <w:rPr>
-          <w:b/>
-          <w:sz w:val="14"/>
+          <w:rFonts w:ascii="Arial" w:eastAsia="Arial" w:hAnsi="Arial"/>
+          <w:sz w:val="18"/>
+          <w:highlight w:val="lightGray"/>
+          <w:shd w:val="clear" w:color="auto" w:fill="B7B7B7"/>
+        </w:rPr>
+        <w:t xml:space="preserve"># Source: Chatgot </w:t>
+      </w:r>
+      <w:r>
+        <w:rPr>
+          <w:rFonts w:ascii="Arial" w:eastAsia="Arial" w:hAnsi="Arial"/>
+          <w:sz w:val="18"/>
           <w:szCs w:val="14"/>
+          <w:highlight w:val="lightGray"/>
           <w:shd w:val="clear" w:color="auto" w:fill="B7B7B7"/>
         </w:rPr>
         <w:t>(GPT</w:t>
       </w:r>
       <w:r>
         <w:rPr>
-          <w:rFonts w:ascii="Cambria Math" w:hAnsi="Cambria Math" w:cs="Cambria Math"/>
-          <w:b/>
-          <w:sz w:val="14"/>
+          <w:rFonts w:ascii="Arial" w:eastAsia="Arial" w:hAnsi="Arial" w:cs="Cambria Math"/>
+          <w:sz w:val="18"/>
           <w:szCs w:val="14"/>
+          <w:highlight w:val="lightGray"/>
           <w:shd w:val="clear" w:color="auto" w:fill="B7B7B7"/>
         </w:rPr>
         <w:t>‑</w:t>
       </w:r>
       <w:r>
         <w:rPr>
-          <w:b/>
-          <w:sz w:val="14"/>
+          <w:rFonts w:ascii="Arial" w:eastAsia="Arial" w:hAnsi="Arial"/>
+          <w:sz w:val="18"/>
           <w:szCs w:val="14"/>
+          <w:highlight w:val="lightGray"/>
           <w:shd w:val="clear" w:color="auto" w:fill="B7B7B7"/>
         </w:rPr>
         <w:t>5 Mini) at [8/17/2025]</w:t>
@@ -1281,7 +1200,7 @@
           <w:ilvl w:val="0"/>
           <w:numId w:val="5"/>
         </w:numPr>
-        <w:spacing w:before="240"/>
+        <w:spacing w:before="240" w:after="0" w:line="276" w:lineRule="auto"/>
       </w:pPr>
       <w:r>
         <w:rPr>
@@ -1315,6 +1234,7 @@
           <w:ilvl w:val="0"/>
           <w:numId w:val="5"/>
         </w:numPr>
+        <w:spacing w:after="0" w:line="276" w:lineRule="auto"/>
       </w:pPr>
       <w:r>
         <w:rPr>
@@ -1348,6 +1268,7 @@
           <w:ilvl w:val="0"/>
           <w:numId w:val="5"/>
         </w:numPr>
+        <w:spacing w:after="0" w:line="276" w:lineRule="auto"/>
         <w:rPr>
           <w:rFonts w:ascii="Roboto Mono" w:eastAsia="Roboto Mono" w:hAnsi="Roboto Mono" w:cs="Roboto Mono"/>
         </w:rPr>
@@ -1371,7 +1292,7 @@
           <w:ilvl w:val="0"/>
           <w:numId w:val="5"/>
         </w:numPr>
-        <w:spacing w:after="240"/>
+        <w:spacing w:after="240" w:line="276" w:lineRule="auto"/>
       </w:pPr>
       <w:r>
         <w:rPr>
@@ -1418,48 +1339,39 @@
       </w:pPr>
       <w:r>
         <w:rPr>
-          <w:b/>
-          <w:shd w:val="clear" w:color="auto" w:fill="B7B7B7"/>
-        </w:rPr>
-        <w:t># Source</w:t>
-      </w:r>
-      <w:r>
-        <w:rPr>
-          <w:shd w:val="clear" w:color="auto" w:fill="B7B7B7"/>
-        </w:rPr>
-        <w:t xml:space="preserve">: </w:t>
-      </w:r>
-      <w:r>
-        <w:rPr>
-          <w:b/>
-          <w:shd w:val="clear" w:color="auto" w:fill="B7B7B7"/>
-        </w:rPr>
-        <w:t xml:space="preserve">Chatgot </w:t>
-      </w:r>
-      <w:r>
-        <w:rPr>
-          <w:b/>
-          <w:sz w:val="14"/>
+          <w:rFonts w:ascii="Arial" w:eastAsia="Arial" w:hAnsi="Arial"/>
+          <w:sz w:val="18"/>
+          <w:highlight w:val="lightGray"/>
+          <w:shd w:val="clear" w:color="auto" w:fill="B7B7B7"/>
+        </w:rPr>
+        <w:t xml:space="preserve"># Source: Chatgot </w:t>
+      </w:r>
+      <w:r>
+        <w:rPr>
+          <w:rFonts w:ascii="Arial" w:eastAsia="Arial" w:hAnsi="Arial"/>
+          <w:sz w:val="18"/>
           <w:szCs w:val="14"/>
+          <w:highlight w:val="lightGray"/>
           <w:shd w:val="clear" w:color="auto" w:fill="B7B7B7"/>
         </w:rPr>
         <w:t>(GPT</w:t>
       </w:r>
       <w:r>
         <w:rPr>
-          <w:rFonts w:ascii="Cambria Math" w:hAnsi="Cambria Math" w:cs="Cambria Math"/>
-          <w:b/>
-          <w:sz w:val="14"/>
+          <w:rFonts w:ascii="Arial" w:eastAsia="Arial" w:hAnsi="Arial" w:cs="Cambria Math"/>
+          <w:sz w:val="18"/>
           <w:szCs w:val="14"/>
+          <w:highlight w:val="lightGray"/>
           <w:shd w:val="clear" w:color="auto" w:fill="B7B7B7"/>
         </w:rPr>
         <w:t>‑</w:t>
       </w:r>
       <w:r>
         <w:rPr>
-          <w:b/>
-          <w:sz w:val="14"/>
+          <w:rFonts w:ascii="Arial" w:eastAsia="Arial" w:hAnsi="Arial"/>
+          <w:sz w:val="18"/>
           <w:szCs w:val="14"/>
+          <w:highlight w:val="lightGray"/>
           <w:shd w:val="clear" w:color="auto" w:fill="B7B7B7"/>
         </w:rPr>
         <w:t>5 Mini) at [8/17/2025]</w:t>
@@ -1471,7 +1383,7 @@
           <w:ilvl w:val="0"/>
           <w:numId w:val="3"/>
         </w:numPr>
-        <w:spacing w:before="240"/>
+        <w:spacing w:before="240" w:after="0" w:line="276" w:lineRule="auto"/>
       </w:pPr>
       <w:r>
         <w:rPr>
@@ -1505,7 +1417,7 @@
           <w:ilvl w:val="0"/>
           <w:numId w:val="3"/>
         </w:numPr>
-        <w:spacing w:after="240"/>
+        <w:spacing w:after="240" w:line="276" w:lineRule="auto"/>
       </w:pPr>
       <w:r>
         <w:rPr>
@@ -1519,7 +1431,7 @@
     </w:p>
     <w:p>
       <w:r>
-        <w:pict w14:anchorId="13A2BFF5">
+        <w:pict w14:anchorId="2756B623">
           <v:rect id="_x0000_i1029" style="width:0;height:1.5pt" o:hralign="center" o:hrstd="t" o:hr="t" fillcolor="#a0a0a0" stroked="f"/>
         </w:pict>
       </w:r>
@@ -1534,7 +1446,6 @@
       <w:bookmarkStart w:id="10" w:name="_m3znbd71d4fr" w:colFirst="0" w:colLast="0"/>
       <w:bookmarkEnd w:id="10"/>
       <w:r>
-        <w:lastRenderedPageBreak/>
         <w:t>🔑 When Used in Testing</w:t>
       </w:r>
     </w:p>
@@ -1544,48 +1455,39 @@
       </w:pPr>
       <w:r>
         <w:rPr>
-          <w:b/>
-          <w:shd w:val="clear" w:color="auto" w:fill="B7B7B7"/>
-        </w:rPr>
-        <w:t># Source</w:t>
-      </w:r>
-      <w:r>
-        <w:rPr>
-          <w:shd w:val="clear" w:color="auto" w:fill="B7B7B7"/>
-        </w:rPr>
-        <w:t xml:space="preserve">: </w:t>
-      </w:r>
-      <w:r>
-        <w:rPr>
-          <w:b/>
-          <w:shd w:val="clear" w:color="auto" w:fill="B7B7B7"/>
-        </w:rPr>
-        <w:t xml:space="preserve">Chatgot </w:t>
-      </w:r>
-      <w:r>
-        <w:rPr>
-          <w:b/>
-          <w:sz w:val="14"/>
+          <w:rFonts w:ascii="Arial" w:eastAsia="Arial" w:hAnsi="Arial"/>
+          <w:sz w:val="18"/>
+          <w:highlight w:val="lightGray"/>
+          <w:shd w:val="clear" w:color="auto" w:fill="B7B7B7"/>
+        </w:rPr>
+        <w:t xml:space="preserve"># Source: Chatgot </w:t>
+      </w:r>
+      <w:r>
+        <w:rPr>
+          <w:rFonts w:ascii="Arial" w:eastAsia="Arial" w:hAnsi="Arial"/>
+          <w:sz w:val="18"/>
           <w:szCs w:val="14"/>
+          <w:highlight w:val="lightGray"/>
           <w:shd w:val="clear" w:color="auto" w:fill="B7B7B7"/>
         </w:rPr>
         <w:t>(GPT</w:t>
       </w:r>
       <w:r>
         <w:rPr>
-          <w:rFonts w:ascii="Cambria Math" w:hAnsi="Cambria Math" w:cs="Cambria Math"/>
-          <w:b/>
-          <w:sz w:val="14"/>
+          <w:rFonts w:ascii="Arial" w:eastAsia="Arial" w:hAnsi="Arial" w:cs="Cambria Math"/>
+          <w:sz w:val="18"/>
           <w:szCs w:val="14"/>
+          <w:highlight w:val="lightGray"/>
           <w:shd w:val="clear" w:color="auto" w:fill="B7B7B7"/>
         </w:rPr>
         <w:t>‑</w:t>
       </w:r>
       <w:r>
         <w:rPr>
-          <w:b/>
-          <w:sz w:val="14"/>
+          <w:rFonts w:ascii="Arial" w:eastAsia="Arial" w:hAnsi="Arial"/>
+          <w:sz w:val="18"/>
           <w:szCs w:val="14"/>
+          <w:highlight w:val="lightGray"/>
           <w:shd w:val="clear" w:color="auto" w:fill="B7B7B7"/>
         </w:rPr>
         <w:t>5 Mini) at [8/17/2025]</w:t>
@@ -1597,7 +1499,7 @@
           <w:ilvl w:val="0"/>
           <w:numId w:val="4"/>
         </w:numPr>
-        <w:spacing w:before="240"/>
+        <w:spacing w:before="240" w:after="0" w:line="276" w:lineRule="auto"/>
       </w:pPr>
       <w:r>
         <w:rPr>
@@ -1631,6 +1533,7 @@
           <w:ilvl w:val="0"/>
           <w:numId w:val="4"/>
         </w:numPr>
+        <w:spacing w:after="0" w:line="276" w:lineRule="auto"/>
       </w:pPr>
       <w:r>
         <w:rPr>
@@ -1664,6 +1567,7 @@
           <w:ilvl w:val="0"/>
           <w:numId w:val="4"/>
         </w:numPr>
+        <w:spacing w:after="0" w:line="276" w:lineRule="auto"/>
       </w:pPr>
       <w:r>
         <w:rPr>
@@ -1697,7 +1601,7 @@
           <w:ilvl w:val="0"/>
           <w:numId w:val="4"/>
         </w:numPr>
-        <w:spacing w:after="240"/>
+        <w:spacing w:after="240" w:line="276" w:lineRule="auto"/>
       </w:pPr>
       <w:r>
         <w:rPr>
@@ -1727,7 +1631,7 @@
     </w:p>
     <w:p>
       <w:r>
-        <w:pict w14:anchorId="65AACC47">
+        <w:pict w14:anchorId="449633A2">
           <v:rect id="_x0000_i1030" style="width:0;height:1.5pt" o:hralign="center" o:hrstd="t" o:hr="t" fillcolor="#a0a0a0" stroked="f"/>
         </w:pict>
       </w:r>
@@ -1781,28 +1685,22 @@
     </w:p>
     <w:p>
       <w:r>
-        <w:pict w14:anchorId="646BBB6C">
+        <w:pict w14:anchorId="51479C4D">
           <v:rect id="_x0000_i1031" style="width:0;height:1.5pt" o:hralign="center" o:hrstd="t" o:hr="t" fillcolor="#a0a0a0" stroked="f"/>
         </w:pict>
       </w:r>
     </w:p>
+    <w:p/>
     <w:p/>
     <w:p/>
     <w:sectPr>
-      <w:footerReference w:type="default" r:id="rId9"/>
       <w:pgSz w:w="12240" w:h="15840"/>
       <w:pgMar w:top="1440" w:right="1440" w:bottom="1440" w:left="1440" w:header="720" w:footer="720" w:gutter="0"/>
-      <w:pgNumType w:start="1"/>
       <w:cols w:space="720"/>
+      <w:docGrid w:linePitch="360"/>
     </w:sectPr>
   </w:body>
 </w:document>
-</file>
-
-<file path=word/footer1.xml><?xml version="1.0" encoding="utf-8"?>
-<w:ftr xmlns:wpc="http://schemas.microsoft.com/office/word/2010/wordprocessingCanvas" xmlns:cx="http://schemas.microsoft.com/office/drawing/2014/chartex" xmlns:cx1="http://schemas.microsoft.com/office/drawing/2015/9/8/chartex" xmlns:cx2="http://schemas.microsoft.com/office/drawing/2015/10/21/chartex" xmlns:cx3="http://schemas.microsoft.com/office/drawing/2016/5/9/chartex" xmlns:cx4="http://schemas.microsoft.com/office/drawing/2016/5/10/chartex" xmlns:cx5="http://schemas.microsoft.com/office/drawing/2016/5/11/chartex" xmlns:cx6="http://schemas.microsoft.com/office/drawing/2016/5/12/chartex" xmlns:cx7="http://schemas.microsoft.com/office/drawing/2016/5/13/chartex" xmlns:cx8="http://schemas.microsoft.com/office/drawing/2016/5/14/chartex" xmlns:mc="http://schemas.openxmlformats.org/markup-compatibility/2006" xmlns:aink="http://schemas.microsoft.com/office/drawing/2016/ink" xmlns:am3d="http://schemas.microsoft.com/office/drawing/2017/model3d" xmlns:o="urn:schemas-microsoft-com:office:office" xmlns:oel="http://schemas.microsoft.com/office/2019/extlst" xmlns:r="http://schemas.openxmlformats.org/officeDocument/2006/relationships" xmlns:m="http://schemas.openxmlformats.org/officeDocument/2006/math" xmlns:v="urn:schemas-microsoft-com:vml" xmlns:wp14="http://schemas.microsoft.com/office/word/2010/wordprocessingDrawing" xmlns:wp="http://schemas.openxmlformats.org/drawingml/2006/wordprocessingDrawing" xmlns:w10="urn:schemas-microsoft-com:office:word" xmlns:w="http://schemas.openxmlformats.org/wordprocessingml/2006/main" xmlns:w14="http://schemas.microsoft.com/office/word/2010/wordml" xmlns:w15="http://schemas.microsoft.com/office/word/2012/wordml" xmlns:w16cex="http://schemas.microsoft.com/office/word/2018/wordml/cex" xmlns:w16cid="http://schemas.microsoft.com/office/word/2016/wordml/cid" xmlns:w16="http://schemas.microsoft.com/office/word/2018/wordml" xmlns:w16du="http://schemas.microsoft.com/office/word/2023/wordml/word16du" xmlns:w16sdtdh="http://schemas.microsoft.com/office/word/2020/wordml/sdtdatahash" xmlns:w16sdtfl="http://schemas.microsoft.com/office/word/2024/wordml/sdtformatlock" xmlns:w16se="http://schemas.microsoft.com/office/word/2015/wordml/symex" xmlns:wpg="http://schemas.microsoft.com/office/word/2010/wordprocessingGroup" xmlns:wpi="http://schemas.microsoft.com/office/word/2010/wordprocessingInk" xmlns:wne="http://schemas.microsoft.com/office/word/2006/wordml" xmlns:wps="http://schemas.microsoft.com/office/word/2010/wordprocessingShape" mc:Ignorable="w14 w15 w16se w16cid w16 w16cex w16sdtdh w16sdtfl w16du wp14">
-  <w:p/>
-</w:ftr>
 </file>
 
 <file path=word/numbering.xml><?xml version="1.0" encoding="utf-8"?>
@@ -3022,18 +2920,6 @@
   <w:style w:type="paragraph" w:default="1" w:styleId="Normal">
     <w:name w:val="Normal"/>
     <w:qFormat/>
-    <w:rsid w:val="001F328B"/>
-    <w:pPr>
-      <w:spacing w:after="0" w:line="276" w:lineRule="auto"/>
-    </w:pPr>
-    <w:rPr>
-      <w:rFonts w:ascii="Arial" w:eastAsia="Arial" w:hAnsi="Arial" w:cs="Arial"/>
-      <w:kern w:val="0"/>
-      <w:sz w:val="22"/>
-      <w:szCs w:val="22"/>
-      <w:lang w:val="en"/>
-      <w14:ligatures w14:val="none"/>
-    </w:rPr>
   </w:style>
   <w:style w:type="paragraph" w:styleId="Heading1">
     <w:name w:val="heading 1"/>
@@ -3042,7 +2928,7 @@
     <w:link w:val="Heading1Char"/>
     <w:uiPriority w:val="9"/>
     <w:qFormat/>
-    <w:rsid w:val="00A25460"/>
+    <w:rsid w:val="00687912"/>
     <w:pPr>
       <w:keepNext/>
       <w:keepLines/>
@@ -3064,7 +2950,7 @@
     <w:uiPriority w:val="9"/>
     <w:unhideWhenUsed/>
     <w:qFormat/>
-    <w:rsid w:val="00A25460"/>
+    <w:rsid w:val="00687912"/>
     <w:pPr>
       <w:keepNext/>
       <w:keepLines/>
@@ -3086,7 +2972,7 @@
     <w:uiPriority w:val="9"/>
     <w:unhideWhenUsed/>
     <w:qFormat/>
-    <w:rsid w:val="00A25460"/>
+    <w:rsid w:val="00687912"/>
     <w:pPr>
       <w:keepNext/>
       <w:keepLines/>
@@ -3109,7 +2995,7 @@
     <w:semiHidden/>
     <w:unhideWhenUsed/>
     <w:qFormat/>
-    <w:rsid w:val="00A25460"/>
+    <w:rsid w:val="00687912"/>
     <w:pPr>
       <w:keepNext/>
       <w:keepLines/>
@@ -3132,7 +3018,7 @@
     <w:semiHidden/>
     <w:unhideWhenUsed/>
     <w:qFormat/>
-    <w:rsid w:val="00A25460"/>
+    <w:rsid w:val="00687912"/>
     <w:pPr>
       <w:keepNext/>
       <w:keepLines/>
@@ -3153,11 +3039,11 @@
     <w:semiHidden/>
     <w:unhideWhenUsed/>
     <w:qFormat/>
-    <w:rsid w:val="00A25460"/>
+    <w:rsid w:val="00687912"/>
     <w:pPr>
       <w:keepNext/>
       <w:keepLines/>
-      <w:spacing w:before="40"/>
+      <w:spacing w:before="40" w:after="0"/>
       <w:outlineLvl w:val="5"/>
     </w:pPr>
     <w:rPr>
@@ -3176,11 +3062,11 @@
     <w:semiHidden/>
     <w:unhideWhenUsed/>
     <w:qFormat/>
-    <w:rsid w:val="00A25460"/>
+    <w:rsid w:val="00687912"/>
     <w:pPr>
       <w:keepNext/>
       <w:keepLines/>
-      <w:spacing w:before="40"/>
+      <w:spacing w:before="40" w:after="0"/>
       <w:outlineLvl w:val="6"/>
     </w:pPr>
     <w:rPr>
@@ -3197,10 +3083,11 @@
     <w:semiHidden/>
     <w:unhideWhenUsed/>
     <w:qFormat/>
-    <w:rsid w:val="00A25460"/>
+    <w:rsid w:val="00687912"/>
     <w:pPr>
       <w:keepNext/>
       <w:keepLines/>
+      <w:spacing w:after="0"/>
       <w:outlineLvl w:val="7"/>
     </w:pPr>
     <w:rPr>
@@ -3219,10 +3106,11 @@
     <w:semiHidden/>
     <w:unhideWhenUsed/>
     <w:qFormat/>
-    <w:rsid w:val="00A25460"/>
+    <w:rsid w:val="00687912"/>
     <w:pPr>
       <w:keepNext/>
       <w:keepLines/>
+      <w:spacing w:after="0"/>
       <w:outlineLvl w:val="8"/>
     </w:pPr>
     <w:rPr>
@@ -3262,7 +3150,7 @@
     <w:basedOn w:val="DefaultParagraphFont"/>
     <w:link w:val="Heading1"/>
     <w:uiPriority w:val="9"/>
-    <w:rsid w:val="00A25460"/>
+    <w:rsid w:val="00687912"/>
     <w:rPr>
       <w:rFonts w:asciiTheme="majorHAnsi" w:eastAsiaTheme="majorEastAsia" w:hAnsiTheme="majorHAnsi" w:cstheme="majorBidi"/>
       <w:color w:val="2F5496" w:themeColor="accent1" w:themeShade="BF"/>
@@ -3275,7 +3163,7 @@
     <w:basedOn w:val="DefaultParagraphFont"/>
     <w:link w:val="Heading2"/>
     <w:uiPriority w:val="9"/>
-    <w:rsid w:val="00A25460"/>
+    <w:rsid w:val="00687912"/>
     <w:rPr>
       <w:rFonts w:asciiTheme="majorHAnsi" w:eastAsiaTheme="majorEastAsia" w:hAnsiTheme="majorHAnsi" w:cstheme="majorBidi"/>
       <w:color w:val="2F5496" w:themeColor="accent1" w:themeShade="BF"/>
@@ -3288,7 +3176,7 @@
     <w:basedOn w:val="DefaultParagraphFont"/>
     <w:link w:val="Heading3"/>
     <w:uiPriority w:val="9"/>
-    <w:rsid w:val="00A25460"/>
+    <w:rsid w:val="00687912"/>
     <w:rPr>
       <w:rFonts w:eastAsiaTheme="majorEastAsia" w:cstheme="majorBidi"/>
       <w:color w:val="2F5496" w:themeColor="accent1" w:themeShade="BF"/>
@@ -3302,7 +3190,7 @@
     <w:link w:val="Heading4"/>
     <w:uiPriority w:val="9"/>
     <w:semiHidden/>
-    <w:rsid w:val="00A25460"/>
+    <w:rsid w:val="00687912"/>
     <w:rPr>
       <w:rFonts w:eastAsiaTheme="majorEastAsia" w:cstheme="majorBidi"/>
       <w:i/>
@@ -3316,7 +3204,7 @@
     <w:link w:val="Heading5"/>
     <w:uiPriority w:val="9"/>
     <w:semiHidden/>
-    <w:rsid w:val="00A25460"/>
+    <w:rsid w:val="00687912"/>
     <w:rPr>
       <w:rFonts w:eastAsiaTheme="majorEastAsia" w:cstheme="majorBidi"/>
       <w:color w:val="2F5496" w:themeColor="accent1" w:themeShade="BF"/>
@@ -3328,7 +3216,7 @@
     <w:link w:val="Heading6"/>
     <w:uiPriority w:val="9"/>
     <w:semiHidden/>
-    <w:rsid w:val="00A25460"/>
+    <w:rsid w:val="00687912"/>
     <w:rPr>
       <w:rFonts w:eastAsiaTheme="majorEastAsia" w:cstheme="majorBidi"/>
       <w:i/>
@@ -3342,7 +3230,7 @@
     <w:link w:val="Heading7"/>
     <w:uiPriority w:val="9"/>
     <w:semiHidden/>
-    <w:rsid w:val="00A25460"/>
+    <w:rsid w:val="00687912"/>
     <w:rPr>
       <w:rFonts w:eastAsiaTheme="majorEastAsia" w:cstheme="majorBidi"/>
       <w:color w:val="595959" w:themeColor="text1" w:themeTint="A6"/>
@@ -3354,7 +3242,7 @@
     <w:link w:val="Heading8"/>
     <w:uiPriority w:val="9"/>
     <w:semiHidden/>
-    <w:rsid w:val="00A25460"/>
+    <w:rsid w:val="00687912"/>
     <w:rPr>
       <w:rFonts w:eastAsiaTheme="majorEastAsia" w:cstheme="majorBidi"/>
       <w:i/>
@@ -3368,7 +3256,7 @@
     <w:link w:val="Heading9"/>
     <w:uiPriority w:val="9"/>
     <w:semiHidden/>
-    <w:rsid w:val="00A25460"/>
+    <w:rsid w:val="00687912"/>
     <w:rPr>
       <w:rFonts w:eastAsiaTheme="majorEastAsia" w:cstheme="majorBidi"/>
       <w:color w:val="272727" w:themeColor="text1" w:themeTint="D8"/>
@@ -3381,7 +3269,7 @@
     <w:link w:val="TitleChar"/>
     <w:uiPriority w:val="10"/>
     <w:qFormat/>
-    <w:rsid w:val="00A25460"/>
+    <w:rsid w:val="00687912"/>
     <w:pPr>
       <w:spacing w:after="80" w:line="240" w:lineRule="auto"/>
       <w:contextualSpacing/>
@@ -3399,7 +3287,7 @@
     <w:basedOn w:val="DefaultParagraphFont"/>
     <w:link w:val="Title"/>
     <w:uiPriority w:val="10"/>
-    <w:rsid w:val="00A25460"/>
+    <w:rsid w:val="00687912"/>
     <w:rPr>
       <w:rFonts w:asciiTheme="majorHAnsi" w:eastAsiaTheme="majorEastAsia" w:hAnsiTheme="majorHAnsi" w:cstheme="majorBidi"/>
       <w:spacing w:val="-10"/>
@@ -3415,7 +3303,7 @@
     <w:link w:val="SubtitleChar"/>
     <w:uiPriority w:val="11"/>
     <w:qFormat/>
-    <w:rsid w:val="00A25460"/>
+    <w:rsid w:val="00687912"/>
     <w:pPr>
       <w:numPr>
         <w:ilvl w:val="1"/>
@@ -3434,7 +3322,7 @@
     <w:basedOn w:val="DefaultParagraphFont"/>
     <w:link w:val="Subtitle"/>
     <w:uiPriority w:val="11"/>
-    <w:rsid w:val="00A25460"/>
+    <w:rsid w:val="00687912"/>
     <w:rPr>
       <w:rFonts w:eastAsiaTheme="majorEastAsia" w:cstheme="majorBidi"/>
       <w:color w:val="595959" w:themeColor="text1" w:themeTint="A6"/>
@@ -3450,7 +3338,7 @@
     <w:link w:val="QuoteChar"/>
     <w:uiPriority w:val="29"/>
     <w:qFormat/>
-    <w:rsid w:val="00A25460"/>
+    <w:rsid w:val="00687912"/>
     <w:pPr>
       <w:spacing w:before="160"/>
       <w:jc w:val="center"/>
@@ -3466,7 +3354,7 @@
     <w:basedOn w:val="DefaultParagraphFont"/>
     <w:link w:val="Quote"/>
     <w:uiPriority w:val="29"/>
-    <w:rsid w:val="00A25460"/>
+    <w:rsid w:val="00687912"/>
     <w:rPr>
       <w:i/>
       <w:iCs/>
@@ -3478,7 +3366,7 @@
     <w:basedOn w:val="Normal"/>
     <w:uiPriority w:val="34"/>
     <w:qFormat/>
-    <w:rsid w:val="00A25460"/>
+    <w:rsid w:val="00687912"/>
     <w:pPr>
       <w:ind w:left="720"/>
       <w:contextualSpacing/>
@@ -3489,7 +3377,7 @@
     <w:basedOn w:val="DefaultParagraphFont"/>
     <w:uiPriority w:val="21"/>
     <w:qFormat/>
-    <w:rsid w:val="00A25460"/>
+    <w:rsid w:val="00687912"/>
     <w:rPr>
       <w:i/>
       <w:iCs/>
@@ -3503,7 +3391,7 @@
     <w:link w:val="IntenseQuoteChar"/>
     <w:uiPriority w:val="30"/>
     <w:qFormat/>
-    <w:rsid w:val="00A25460"/>
+    <w:rsid w:val="00687912"/>
     <w:pPr>
       <w:pBdr>
         <w:top w:val="single" w:sz="4" w:space="10" w:color="2F5496" w:themeColor="accent1" w:themeShade="BF"/>
@@ -3524,7 +3412,7 @@
     <w:basedOn w:val="DefaultParagraphFont"/>
     <w:link w:val="IntenseQuote"/>
     <w:uiPriority w:val="30"/>
-    <w:rsid w:val="00A25460"/>
+    <w:rsid w:val="00687912"/>
     <w:rPr>
       <w:i/>
       <w:iCs/>
@@ -3536,7 +3424,7 @@
     <w:basedOn w:val="DefaultParagraphFont"/>
     <w:uiPriority w:val="32"/>
     <w:qFormat/>
-    <w:rsid w:val="00A25460"/>
+    <w:rsid w:val="00687912"/>
     <w:rPr>
       <w:b/>
       <w:bCs/>
